--- a/期中考核-系统说明手册.docx
+++ b/期中考核-系统说明手册.docx
@@ -639,25 +639,7 @@
           <w:sz w:val="24"/>
           <w:szCs w:val="32"/>
         </w:rPr>
-        <w:t>Claude Code、Open Code、Trae 等 AI 工具，使用 HTML + JS + Three.js，设计并实现一个可在浏览器中运行的数字孪生交互系统。系统场景可以选择校园、工厂</w:t>
-      </w:r>
-      <w:proofErr w:type="gramStart"/>
-      <w:r>
-        <w:rPr>
-          <w:rFonts w:ascii="宋体" w:hAnsi="宋体" w:hint="eastAsia"/>
-          <w:sz w:val="24"/>
-          <w:szCs w:val="32"/>
-        </w:rPr>
-        <w:t>或文旅景点</w:t>
-      </w:r>
-      <w:proofErr w:type="gramEnd"/>
-      <w:r>
-        <w:rPr>
-          <w:rFonts w:ascii="宋体" w:hAnsi="宋体" w:hint="eastAsia"/>
-          <w:sz w:val="24"/>
-          <w:szCs w:val="32"/>
-        </w:rPr>
-        <w:t>，应构建一个具有基本空间结构和交互功能的三维场景，包含建筑、道路、设施等对象，支持鼠标浏览、对象点击信息展示、视角切换和简单动画等。</w:t>
+        <w:t>Claude Code、Open Code、Trae 等 AI 工具，使用 HTML + JS + Three.js，设计并实现一个可在浏览器中运行的数字孪生交互系统。系统场景可以选择校园、工厂或文旅景点，应构建一个具有基本空间结构和交互功能的三维场景，包含建筑、道路、设施等对象，支持鼠标浏览、对象点击信息展示、视角切换和简单动画等。</w:t>
       </w:r>
       <w:r>
         <w:rPr>
@@ -738,25 +720,7 @@
           <w:sz w:val="24"/>
           <w:szCs w:val="32"/>
         </w:rPr>
-        <w:t>2. 使用</w:t>
-      </w:r>
-      <w:proofErr w:type="gramStart"/>
-      <w:r>
-        <w:rPr>
-          <w:rFonts w:ascii="宋体" w:hAnsi="宋体" w:hint="eastAsia"/>
-          <w:sz w:val="24"/>
-          <w:szCs w:val="32"/>
-        </w:rPr>
-        <w:t>腾讯混</w:t>
-      </w:r>
-      <w:proofErr w:type="gramEnd"/>
-      <w:r>
-        <w:rPr>
-          <w:rFonts w:ascii="宋体" w:hAnsi="宋体" w:hint="eastAsia"/>
-          <w:sz w:val="24"/>
-          <w:szCs w:val="32"/>
-        </w:rPr>
-        <w:t>元3D等生成式AI工具生成资产（建议使用 GLB 或 GLTF 格式）并加载到场景中；</w:t>
+        <w:t>2. 使用腾讯混元3D等生成式AI工具生成资产（建议使用 GLB 或 GLTF 格式）并加载到场景中；</w:t>
       </w:r>
     </w:p>
     <w:p>
@@ -840,25 +804,7 @@
           <w:sz w:val="24"/>
           <w:szCs w:val="32"/>
         </w:rPr>
-        <w:t>6. 至少3个核心功能（如图文介绍、</w:t>
-      </w:r>
-      <w:proofErr w:type="gramStart"/>
-      <w:r>
-        <w:rPr>
-          <w:rFonts w:ascii="宋体" w:hAnsi="宋体" w:hint="eastAsia"/>
-          <w:sz w:val="24"/>
-          <w:szCs w:val="32"/>
-        </w:rPr>
-        <w:t>图层切换</w:t>
-      </w:r>
-      <w:proofErr w:type="gramEnd"/>
-      <w:r>
-        <w:rPr>
-          <w:rFonts w:ascii="宋体" w:hAnsi="宋体" w:hint="eastAsia"/>
-          <w:sz w:val="24"/>
-          <w:szCs w:val="32"/>
-        </w:rPr>
-        <w:t>、视角变换等）；</w:t>
+        <w:t>6. 至少3个核心功能（如图文介绍、图层切换、视角变换等）；</w:t>
       </w:r>
     </w:p>
     <w:p>
@@ -900,25 +846,7 @@
           <w:sz w:val="24"/>
           <w:szCs w:val="32"/>
         </w:rPr>
-        <w:t>8. 创建GitHub/</w:t>
-      </w:r>
-      <w:proofErr w:type="spellStart"/>
-      <w:r>
-        <w:rPr>
-          <w:rFonts w:ascii="宋体" w:hAnsi="宋体" w:hint="eastAsia"/>
-          <w:sz w:val="24"/>
-          <w:szCs w:val="32"/>
-        </w:rPr>
-        <w:t>Gitee</w:t>
-      </w:r>
-      <w:proofErr w:type="spellEnd"/>
-      <w:r>
-        <w:rPr>
-          <w:rFonts w:ascii="宋体" w:hAnsi="宋体" w:hint="eastAsia"/>
-          <w:sz w:val="24"/>
-          <w:szCs w:val="32"/>
-        </w:rPr>
-        <w:t>仓库，并编写README文件（包括但不限于项目简介、功能介绍，同时加入说明：本项目是浙江树人学院期中作业）</w:t>
+        <w:t>8. 创建GitHub/Gitee仓库，并编写README文件（包括但不限于项目简介、功能介绍，同时加入说明：本项目是浙江树人学院期中作业）</w:t>
       </w:r>
     </w:p>
     <w:p>
@@ -1018,6 +946,201 @@
           <w:szCs w:val="32"/>
         </w:rPr>
       </w:pPr>
+      <w:r>
+        <w:rPr>
+          <w:rFonts w:ascii="宋体" w:hAnsi="宋体" w:hint="eastAsia"/>
+          <w:sz w:val="24"/>
+          <w:szCs w:val="32"/>
+        </w:rPr>
+        <w:t xml:space="preserve">  本系统是基于 HTML + JavaScript + Three.js</w:t>
+      </w:r>
+    </w:p>
+    <w:p>
+      <w:pPr>
+        <w:widowControl/>
+        <w:spacing w:line="360" w:lineRule="auto"/>
+        <w:ind w:firstLineChars="200" w:firstLine="480"/>
+        <w:jc w:val="left"/>
+        <w:rPr>
+          <w:rFonts w:ascii="宋体" w:hAnsi="宋体" w:hint="eastAsia"/>
+          <w:sz w:val="24"/>
+          <w:szCs w:val="32"/>
+        </w:rPr>
+      </w:pPr>
+      <w:r>
+        <w:rPr>
+          <w:rFonts w:ascii="宋体" w:hAnsi="宋体" w:hint="eastAsia"/>
+          <w:sz w:val="24"/>
+          <w:szCs w:val="32"/>
+        </w:rPr>
+        <w:t xml:space="preserve">  构建的数字孪生校园三维交互系统，以浙江树人学院校园为原型，在浏览器中实现校园主要建筑、道路与植被的三维可视化展示。系统无需安装任何客户端软件，通过本地</w:t>
+      </w:r>
+    </w:p>
+    <w:p>
+      <w:pPr>
+        <w:widowControl/>
+        <w:spacing w:line="360" w:lineRule="auto"/>
+        <w:ind w:firstLineChars="200" w:firstLine="480"/>
+        <w:jc w:val="left"/>
+        <w:rPr>
+          <w:rFonts w:ascii="宋体" w:hAnsi="宋体" w:hint="eastAsia"/>
+          <w:sz w:val="24"/>
+          <w:szCs w:val="32"/>
+        </w:rPr>
+      </w:pPr>
+      <w:r>
+        <w:rPr>
+          <w:rFonts w:ascii="宋体" w:hAnsi="宋体" w:hint="eastAsia"/>
+          <w:sz w:val="24"/>
+          <w:szCs w:val="32"/>
+        </w:rPr>
+        <w:t xml:space="preserve">  HTTP 服务器即可在主流浏览器中运行。</w:t>
+      </w:r>
+    </w:p>
+    <w:p>
+      <w:pPr>
+        <w:widowControl/>
+        <w:spacing w:line="360" w:lineRule="auto"/>
+        <w:ind w:firstLineChars="200" w:firstLine="480"/>
+        <w:jc w:val="left"/>
+        <w:rPr>
+          <w:rFonts w:ascii="宋体" w:hAnsi="宋体" w:hint="eastAsia"/>
+          <w:sz w:val="24"/>
+          <w:szCs w:val="32"/>
+        </w:rPr>
+      </w:pPr>
+    </w:p>
+    <w:p>
+      <w:pPr>
+        <w:widowControl/>
+        <w:spacing w:line="360" w:lineRule="auto"/>
+        <w:ind w:firstLineChars="200" w:firstLine="480"/>
+        <w:jc w:val="left"/>
+        <w:rPr>
+          <w:rFonts w:ascii="宋体" w:hAnsi="宋体" w:hint="eastAsia"/>
+          <w:sz w:val="24"/>
+          <w:szCs w:val="32"/>
+        </w:rPr>
+      </w:pPr>
+      <w:r>
+        <w:rPr>
+          <w:rFonts w:ascii="宋体" w:hAnsi="宋体" w:hint="eastAsia"/>
+          <w:sz w:val="24"/>
+          <w:szCs w:val="32"/>
+        </w:rPr>
+        <w:lastRenderedPageBreak/>
+        <w:t xml:space="preserve">  系统采用模块化架构设计，将场景初始化、相机控制、交互逻辑、信息展示等功能解耦为独立模块，便于维护与扩展。三维场景包含图书馆、教学楼、行政楼、体育馆、学生宿舍等6栋建筑，以及校园主干道、支路和行道树、灌木等植被，共三类场景对象。</w:t>
+      </w:r>
+    </w:p>
+    <w:p>
+      <w:pPr>
+        <w:widowControl/>
+        <w:spacing w:line="360" w:lineRule="auto"/>
+        <w:ind w:firstLineChars="200" w:firstLine="480"/>
+        <w:jc w:val="left"/>
+        <w:rPr>
+          <w:rFonts w:ascii="宋体" w:hAnsi="宋体" w:hint="eastAsia"/>
+          <w:sz w:val="24"/>
+          <w:szCs w:val="32"/>
+        </w:rPr>
+      </w:pPr>
+    </w:p>
+    <w:p>
+      <w:pPr>
+        <w:widowControl/>
+        <w:spacing w:line="360" w:lineRule="auto"/>
+        <w:ind w:firstLineChars="200" w:firstLine="480"/>
+        <w:jc w:val="left"/>
+        <w:rPr>
+          <w:rFonts w:ascii="宋体" w:hAnsi="宋体" w:hint="eastAsia"/>
+          <w:sz w:val="24"/>
+          <w:szCs w:val="32"/>
+        </w:rPr>
+      </w:pPr>
+      <w:r>
+        <w:rPr>
+          <w:rFonts w:ascii="宋体" w:hAnsi="宋体" w:hint="eastAsia"/>
+          <w:sz w:val="24"/>
+          <w:szCs w:val="32"/>
+        </w:rPr>
+        <w:t xml:space="preserve">  系统提供透视、鸟瞰、正面三种预设视角，视角切换时通过 Tween.js</w:t>
+      </w:r>
+    </w:p>
+    <w:p>
+      <w:pPr>
+        <w:widowControl/>
+        <w:spacing w:line="360" w:lineRule="auto"/>
+        <w:ind w:firstLineChars="200" w:firstLine="480"/>
+        <w:jc w:val="left"/>
+        <w:rPr>
+          <w:rFonts w:ascii="宋体" w:hAnsi="宋体" w:hint="eastAsia"/>
+          <w:sz w:val="24"/>
+          <w:szCs w:val="32"/>
+        </w:rPr>
+      </w:pPr>
+      <w:r>
+        <w:rPr>
+          <w:rFonts w:ascii="宋体" w:hAnsi="宋体" w:hint="eastAsia"/>
+          <w:sz w:val="24"/>
+          <w:szCs w:val="32"/>
+        </w:rPr>
+        <w:t xml:space="preserve">  实现平滑过渡动画。用户可通过鼠标对场景进行旋转、缩放和平移操作，点击任意建筑对象可在右侧信息面板中查看该建筑的详细图文介绍。此外，系统还提供图层显示控制功</w:t>
+      </w:r>
+    </w:p>
+    <w:p>
+      <w:pPr>
+        <w:widowControl/>
+        <w:spacing w:line="360" w:lineRule="auto"/>
+        <w:ind w:firstLineChars="200" w:firstLine="480"/>
+        <w:jc w:val="left"/>
+        <w:rPr>
+          <w:rFonts w:ascii="宋体" w:hAnsi="宋体" w:hint="eastAsia"/>
+          <w:sz w:val="24"/>
+          <w:szCs w:val="32"/>
+        </w:rPr>
+      </w:pPr>
+      <w:r>
+        <w:rPr>
+          <w:rFonts w:ascii="宋体" w:hAnsi="宋体" w:hint="eastAsia"/>
+          <w:sz w:val="24"/>
+          <w:szCs w:val="32"/>
+        </w:rPr>
+        <w:t xml:space="preserve">  能，可独立切换建筑、道路、植被三类图层的可见性，以及场景自动巡游功能，相机沿预设路径环绕校园飞行展示。</w:t>
+      </w:r>
+    </w:p>
+    <w:p>
+      <w:pPr>
+        <w:widowControl/>
+        <w:spacing w:line="360" w:lineRule="auto"/>
+        <w:ind w:firstLineChars="200" w:firstLine="480"/>
+        <w:jc w:val="left"/>
+        <w:rPr>
+          <w:rFonts w:ascii="宋体" w:hAnsi="宋体" w:hint="eastAsia"/>
+          <w:sz w:val="24"/>
+          <w:szCs w:val="32"/>
+        </w:rPr>
+      </w:pPr>
+    </w:p>
+    <w:p>
+      <w:pPr>
+        <w:widowControl/>
+        <w:spacing w:line="360" w:lineRule="auto"/>
+        <w:ind w:firstLineChars="200" w:firstLine="480"/>
+        <w:jc w:val="left"/>
+        <w:rPr>
+          <w:rFonts w:ascii="宋体" w:hAnsi="宋体" w:hint="eastAsia"/>
+          <w:sz w:val="24"/>
+          <w:szCs w:val="32"/>
+        </w:rPr>
+      </w:pPr>
+      <w:r>
+        <w:rPr>
+          <w:rFonts w:ascii="宋体" w:hAnsi="宋体" w:hint="eastAsia"/>
+          <w:sz w:val="24"/>
+          <w:szCs w:val="32"/>
+        </w:rPr>
+        <w:t xml:space="preserve">  本系统使用 Claude Code 等 AI 编程工具辅助开发，代码托管于 GitHub，满足计算机图形学期中考核的全部基本要求及部分加分项要求。</w:t>
+      </w:r>
     </w:p>
     <w:p>
       <w:pPr>
@@ -1151,6 +1274,946 @@
         <w:jc w:val="left"/>
         <w:rPr>
           <w:rFonts w:ascii="宋体" w:hAnsi="宋体" w:hint="eastAsia"/>
+          <w:i/>
+          <w:iCs/>
+          <w:sz w:val="24"/>
+          <w:szCs w:val="32"/>
+        </w:rPr>
+      </w:pPr>
+    </w:p>
+    <w:p>
+      <w:pPr>
+        <w:widowControl/>
+        <w:spacing w:line="360" w:lineRule="auto"/>
+        <w:jc w:val="left"/>
+        <w:rPr>
+          <w:rFonts w:ascii="宋体" w:hAnsi="宋体" w:hint="eastAsia"/>
+          <w:sz w:val="24"/>
+          <w:szCs w:val="32"/>
+        </w:rPr>
+      </w:pPr>
+      <w:r>
+        <w:rPr>
+          <w:rFonts w:ascii="宋体" w:hAnsi="宋体" w:hint="eastAsia"/>
+          <w:sz w:val="24"/>
+          <w:szCs w:val="32"/>
+        </w:rPr>
+        <w:t>运行环境</w:t>
+      </w:r>
+    </w:p>
+    <w:tbl>
+      <w:tblPr>
+        <w:tblStyle w:val="a4"/>
+        <w:tblW w:w="0" w:type="auto"/>
+        <w:tblLook w:val="04A0" w:firstRow="1" w:lastRow="0" w:firstColumn="1" w:lastColumn="0" w:noHBand="0" w:noVBand="1"/>
+      </w:tblPr>
+      <w:tblGrid>
+        <w:gridCol w:w="4148"/>
+        <w:gridCol w:w="4148"/>
+      </w:tblGrid>
+      <w:tr>
+        <w:tc>
+          <w:tcPr>
+            <w:tcW w:w="4148" w:type="dxa"/>
+          </w:tcPr>
+          <w:p>
+            <w:pPr>
+              <w:widowControl/>
+              <w:spacing w:line="360" w:lineRule="auto"/>
+              <w:jc w:val="left"/>
+              <w:rPr>
+                <w:rFonts w:ascii="宋体" w:hAnsi="宋体" w:hint="eastAsia"/>
+                <w:sz w:val="24"/>
+                <w:szCs w:val="32"/>
+              </w:rPr>
+            </w:pPr>
+            <w:r>
+              <w:rPr>
+                <w:rFonts w:ascii="宋体" w:hAnsi="宋体" w:hint="eastAsia"/>
+                <w:sz w:val="24"/>
+                <w:szCs w:val="32"/>
+              </w:rPr>
+              <w:t>项目</w:t>
+            </w:r>
+          </w:p>
+        </w:tc>
+        <w:tc>
+          <w:tcPr>
+            <w:tcW w:w="4148" w:type="dxa"/>
+          </w:tcPr>
+          <w:p>
+            <w:pPr>
+              <w:widowControl/>
+              <w:spacing w:line="360" w:lineRule="auto"/>
+              <w:jc w:val="left"/>
+              <w:rPr>
+                <w:rFonts w:ascii="宋体" w:hAnsi="宋体" w:hint="eastAsia"/>
+                <w:sz w:val="24"/>
+                <w:szCs w:val="32"/>
+              </w:rPr>
+            </w:pPr>
+            <w:r>
+              <w:rPr>
+                <w:rFonts w:ascii="宋体" w:hAnsi="宋体" w:hint="eastAsia"/>
+                <w:sz w:val="24"/>
+                <w:szCs w:val="32"/>
+              </w:rPr>
+              <w:t>说明</w:t>
+            </w:r>
+          </w:p>
+        </w:tc>
+      </w:tr>
+      <w:tr>
+        <w:tc>
+          <w:tcPr>
+            <w:tcW w:w="4148" w:type="dxa"/>
+          </w:tcPr>
+          <w:p>
+            <w:pPr>
+              <w:widowControl/>
+              <w:spacing w:line="360" w:lineRule="auto"/>
+              <w:jc w:val="left"/>
+              <w:rPr>
+                <w:rFonts w:ascii="宋体" w:hAnsi="宋体" w:hint="eastAsia"/>
+                <w:sz w:val="24"/>
+                <w:szCs w:val="32"/>
+              </w:rPr>
+            </w:pPr>
+            <w:r>
+              <w:rPr>
+                <w:rFonts w:ascii="宋体" w:hAnsi="宋体" w:hint="eastAsia"/>
+                <w:sz w:val="24"/>
+                <w:szCs w:val="32"/>
+              </w:rPr>
+              <w:t>运行平台</w:t>
+            </w:r>
+          </w:p>
+        </w:tc>
+        <w:tc>
+          <w:tcPr>
+            <w:tcW w:w="4148" w:type="dxa"/>
+          </w:tcPr>
+          <w:p>
+            <w:pPr>
+              <w:widowControl/>
+              <w:spacing w:line="360" w:lineRule="auto"/>
+              <w:jc w:val="left"/>
+              <w:rPr>
+                <w:rFonts w:ascii="宋体" w:hAnsi="宋体" w:hint="eastAsia"/>
+                <w:sz w:val="24"/>
+                <w:szCs w:val="32"/>
+              </w:rPr>
+            </w:pPr>
+            <w:r>
+              <w:rPr>
+                <w:rFonts w:ascii="宋体" w:hAnsi="宋体" w:hint="eastAsia"/>
+                <w:sz w:val="24"/>
+                <w:szCs w:val="32"/>
+              </w:rPr>
+              <w:t>主流浏览器（Chrome / Edge / Firefox）</w:t>
+            </w:r>
+          </w:p>
+        </w:tc>
+      </w:tr>
+      <w:tr>
+        <w:tc>
+          <w:tcPr>
+            <w:tcW w:w="4148" w:type="dxa"/>
+          </w:tcPr>
+          <w:p>
+            <w:pPr>
+              <w:widowControl/>
+              <w:spacing w:line="360" w:lineRule="auto"/>
+              <w:jc w:val="left"/>
+              <w:rPr>
+                <w:rFonts w:ascii="宋体" w:hAnsi="宋体" w:hint="eastAsia"/>
+                <w:sz w:val="24"/>
+                <w:szCs w:val="32"/>
+              </w:rPr>
+            </w:pPr>
+            <w:r>
+              <w:rPr>
+                <w:rFonts w:ascii="宋体" w:hAnsi="宋体" w:hint="eastAsia"/>
+                <w:sz w:val="24"/>
+                <w:szCs w:val="32"/>
+              </w:rPr>
+              <w:t>服务方式</w:t>
+            </w:r>
+          </w:p>
+        </w:tc>
+        <w:tc>
+          <w:tcPr>
+            <w:tcW w:w="4148" w:type="dxa"/>
+          </w:tcPr>
+          <w:p>
+            <w:pPr>
+              <w:widowControl/>
+              <w:spacing w:line="360" w:lineRule="auto"/>
+              <w:jc w:val="left"/>
+              <w:rPr>
+                <w:rFonts w:ascii="宋体" w:hAnsi="宋体" w:hint="eastAsia"/>
+                <w:sz w:val="24"/>
+                <w:szCs w:val="32"/>
+              </w:rPr>
+            </w:pPr>
+            <w:r>
+              <w:rPr>
+                <w:rFonts w:ascii="宋体" w:hAnsi="宋体" w:hint="eastAsia"/>
+                <w:sz w:val="24"/>
+                <w:szCs w:val="32"/>
+              </w:rPr>
+              <w:t>本地 HTTP 服务器（python -m http.server 8080）</w:t>
+            </w:r>
+          </w:p>
+        </w:tc>
+      </w:tr>
+      <w:tr>
+        <w:tc>
+          <w:tcPr>
+            <w:tcW w:w="4148" w:type="dxa"/>
+          </w:tcPr>
+          <w:p>
+            <w:pPr>
+              <w:widowControl/>
+              <w:spacing w:line="360" w:lineRule="auto"/>
+              <w:jc w:val="left"/>
+              <w:rPr>
+                <w:rFonts w:ascii="宋体" w:hAnsi="宋体" w:hint="eastAsia"/>
+                <w:sz w:val="24"/>
+                <w:szCs w:val="32"/>
+              </w:rPr>
+            </w:pPr>
+            <w:r>
+              <w:rPr>
+                <w:rFonts w:ascii="宋体" w:hAnsi="宋体" w:hint="eastAsia"/>
+                <w:sz w:val="24"/>
+                <w:szCs w:val="32"/>
+              </w:rPr>
+              <w:t>操作系统</w:t>
+            </w:r>
+          </w:p>
+        </w:tc>
+        <w:tc>
+          <w:tcPr>
+            <w:tcW w:w="4148" w:type="dxa"/>
+          </w:tcPr>
+          <w:p>
+            <w:pPr>
+              <w:widowControl/>
+              <w:spacing w:line="360" w:lineRule="auto"/>
+              <w:jc w:val="left"/>
+              <w:rPr>
+                <w:rFonts w:ascii="宋体" w:hAnsi="宋体" w:hint="eastAsia"/>
+                <w:sz w:val="24"/>
+                <w:szCs w:val="32"/>
+              </w:rPr>
+            </w:pPr>
+            <w:r>
+              <w:rPr>
+                <w:rFonts w:ascii="宋体" w:hAnsi="宋体"/>
+                <w:sz w:val="24"/>
+                <w:szCs w:val="32"/>
+              </w:rPr>
+              <w:t xml:space="preserve">Windows / macOS / Linux   </w:t>
+            </w:r>
+          </w:p>
+        </w:tc>
+      </w:tr>
+    </w:tbl>
+    <w:p>
+      <w:pPr>
+        <w:widowControl/>
+        <w:spacing w:line="360" w:lineRule="auto"/>
+        <w:jc w:val="left"/>
+        <w:rPr>
+          <w:rFonts w:ascii="宋体" w:hAnsi="宋体" w:hint="eastAsia"/>
+          <w:sz w:val="24"/>
+          <w:szCs w:val="32"/>
+        </w:rPr>
+      </w:pPr>
+    </w:p>
+    <w:p>
+      <w:pPr>
+        <w:widowControl/>
+        <w:spacing w:line="360" w:lineRule="auto"/>
+        <w:jc w:val="left"/>
+        <w:rPr>
+          <w:rFonts w:ascii="宋体" w:hAnsi="宋体" w:hint="eastAsia"/>
+          <w:sz w:val="24"/>
+          <w:szCs w:val="32"/>
+        </w:rPr>
+      </w:pPr>
+      <w:r>
+        <w:rPr>
+          <w:rFonts w:ascii="宋体" w:hAnsi="宋体" w:hint="eastAsia"/>
+          <w:sz w:val="24"/>
+          <w:szCs w:val="32"/>
+        </w:rPr>
+        <w:t>框架技术</w:t>
+      </w:r>
+    </w:p>
+    <w:p>
+      <w:pPr>
+        <w:widowControl/>
+        <w:tabs>
+          <w:tab w:val="left" w:pos="1200"/>
+        </w:tabs>
+        <w:spacing w:line="360" w:lineRule="auto"/>
+        <w:ind w:firstLineChars="200" w:firstLine="480"/>
+        <w:jc w:val="left"/>
+        <w:rPr>
+          <w:rFonts w:ascii="宋体" w:hAnsi="宋体" w:hint="eastAsia"/>
+          <w:sz w:val="24"/>
+          <w:szCs w:val="32"/>
+        </w:rPr>
+      </w:pPr>
+      <w:r>
+        <w:rPr>
+          <w:rFonts w:ascii="宋体" w:hAnsi="宋体" w:hint="eastAsia"/>
+          <w:sz w:val="24"/>
+          <w:szCs w:val="32"/>
+        </w:rPr>
+        <w:tab/>
+      </w:r>
+    </w:p>
+    <w:tbl>
+      <w:tblPr>
+        <w:tblStyle w:val="a4"/>
+        <w:tblW w:w="0" w:type="auto"/>
+        <w:tblLook w:val="04A0" w:firstRow="1" w:lastRow="0" w:firstColumn="1" w:lastColumn="0" w:noHBand="0" w:noVBand="1"/>
+      </w:tblPr>
+      <w:tblGrid>
+        <w:gridCol w:w="2765"/>
+        <w:gridCol w:w="2765"/>
+        <w:gridCol w:w="2766"/>
+      </w:tblGrid>
+      <w:tr>
+        <w:tc>
+          <w:tcPr>
+            <w:tcW w:w="2765" w:type="dxa"/>
+          </w:tcPr>
+          <w:p>
+            <w:pPr>
+              <w:widowControl/>
+              <w:tabs>
+                <w:tab w:val="left" w:pos="1200"/>
+              </w:tabs>
+              <w:spacing w:line="360" w:lineRule="auto"/>
+              <w:jc w:val="left"/>
+              <w:rPr>
+                <w:rFonts w:ascii="宋体" w:hAnsi="宋体" w:hint="eastAsia"/>
+                <w:sz w:val="24"/>
+                <w:szCs w:val="32"/>
+              </w:rPr>
+            </w:pPr>
+            <w:r>
+              <w:rPr>
+                <w:rFonts w:ascii="宋体" w:hAnsi="宋体" w:hint="eastAsia"/>
+                <w:sz w:val="24"/>
+                <w:szCs w:val="32"/>
+              </w:rPr>
+              <w:lastRenderedPageBreak/>
+              <w:t>技术</w:t>
+            </w:r>
+          </w:p>
+        </w:tc>
+        <w:tc>
+          <w:tcPr>
+            <w:tcW w:w="2765" w:type="dxa"/>
+          </w:tcPr>
+          <w:p>
+            <w:pPr>
+              <w:widowControl/>
+              <w:tabs>
+                <w:tab w:val="left" w:pos="1200"/>
+              </w:tabs>
+              <w:spacing w:line="360" w:lineRule="auto"/>
+              <w:jc w:val="left"/>
+              <w:rPr>
+                <w:rFonts w:ascii="宋体" w:hAnsi="宋体" w:hint="eastAsia"/>
+                <w:sz w:val="24"/>
+                <w:szCs w:val="32"/>
+              </w:rPr>
+            </w:pPr>
+            <w:r>
+              <w:rPr>
+                <w:rFonts w:ascii="宋体" w:hAnsi="宋体" w:hint="eastAsia"/>
+                <w:sz w:val="24"/>
+                <w:szCs w:val="32"/>
+              </w:rPr>
+              <w:t>版本</w:t>
+            </w:r>
+          </w:p>
+        </w:tc>
+        <w:tc>
+          <w:tcPr>
+            <w:tcW w:w="2766" w:type="dxa"/>
+          </w:tcPr>
+          <w:p>
+            <w:pPr>
+              <w:widowControl/>
+              <w:tabs>
+                <w:tab w:val="left" w:pos="1200"/>
+              </w:tabs>
+              <w:spacing w:line="360" w:lineRule="auto"/>
+              <w:jc w:val="left"/>
+              <w:rPr>
+                <w:rFonts w:ascii="宋体" w:hAnsi="宋体" w:hint="eastAsia"/>
+                <w:sz w:val="24"/>
+                <w:szCs w:val="32"/>
+              </w:rPr>
+            </w:pPr>
+            <w:r>
+              <w:rPr>
+                <w:rFonts w:ascii="宋体" w:hAnsi="宋体" w:hint="eastAsia"/>
+                <w:sz w:val="24"/>
+                <w:szCs w:val="32"/>
+              </w:rPr>
+              <w:t>用途</w:t>
+            </w:r>
+          </w:p>
+        </w:tc>
+      </w:tr>
+      <w:tr>
+        <w:tc>
+          <w:tcPr>
+            <w:tcW w:w="2765" w:type="dxa"/>
+          </w:tcPr>
+          <w:p>
+            <w:pPr>
+              <w:widowControl/>
+              <w:tabs>
+                <w:tab w:val="left" w:pos="1200"/>
+              </w:tabs>
+              <w:spacing w:line="360" w:lineRule="auto"/>
+              <w:jc w:val="left"/>
+              <w:rPr>
+                <w:rFonts w:ascii="宋体" w:hAnsi="宋体" w:hint="eastAsia"/>
+                <w:sz w:val="24"/>
+                <w:szCs w:val="32"/>
+              </w:rPr>
+            </w:pPr>
+            <w:r>
+              <w:rPr>
+                <w:rFonts w:ascii="宋体" w:hAnsi="宋体" w:hint="eastAsia"/>
+                <w:sz w:val="24"/>
+                <w:szCs w:val="32"/>
+              </w:rPr>
+              <w:t>Three.js</w:t>
+            </w:r>
+          </w:p>
+        </w:tc>
+        <w:tc>
+          <w:tcPr>
+            <w:tcW w:w="2765" w:type="dxa"/>
+          </w:tcPr>
+          <w:p>
+            <w:pPr>
+              <w:widowControl/>
+              <w:tabs>
+                <w:tab w:val="left" w:pos="1200"/>
+              </w:tabs>
+              <w:spacing w:line="360" w:lineRule="auto"/>
+              <w:jc w:val="left"/>
+              <w:rPr>
+                <w:rFonts w:ascii="宋体" w:hAnsi="宋体" w:hint="eastAsia"/>
+                <w:sz w:val="24"/>
+                <w:szCs w:val="32"/>
+              </w:rPr>
+            </w:pPr>
+            <w:r>
+              <w:rPr>
+                <w:rFonts w:ascii="宋体" w:hAnsi="宋体"/>
+                <w:sz w:val="24"/>
+                <w:szCs w:val="32"/>
+              </w:rPr>
+              <w:t>r179</w:t>
+            </w:r>
+          </w:p>
+        </w:tc>
+        <w:tc>
+          <w:tcPr>
+            <w:tcW w:w="2766" w:type="dxa"/>
+          </w:tcPr>
+          <w:p>
+            <w:pPr>
+              <w:widowControl/>
+              <w:tabs>
+                <w:tab w:val="left" w:pos="1200"/>
+              </w:tabs>
+              <w:spacing w:line="360" w:lineRule="auto"/>
+              <w:jc w:val="left"/>
+              <w:rPr>
+                <w:rFonts w:ascii="宋体" w:hAnsi="宋体" w:hint="eastAsia"/>
+                <w:sz w:val="24"/>
+                <w:szCs w:val="32"/>
+              </w:rPr>
+            </w:pPr>
+            <w:r>
+              <w:rPr>
+                <w:rFonts w:ascii="宋体" w:hAnsi="宋体" w:hint="eastAsia"/>
+                <w:sz w:val="24"/>
+                <w:szCs w:val="32"/>
+              </w:rPr>
+              <w:t>WebGL 三维渲染引擎</w:t>
+            </w:r>
+          </w:p>
+        </w:tc>
+      </w:tr>
+      <w:tr>
+        <w:tc>
+          <w:tcPr>
+            <w:tcW w:w="2765" w:type="dxa"/>
+          </w:tcPr>
+          <w:p>
+            <w:pPr>
+              <w:widowControl/>
+              <w:tabs>
+                <w:tab w:val="left" w:pos="1200"/>
+              </w:tabs>
+              <w:spacing w:line="360" w:lineRule="auto"/>
+              <w:jc w:val="left"/>
+              <w:rPr>
+                <w:rFonts w:ascii="宋体" w:hAnsi="宋体" w:hint="eastAsia"/>
+                <w:sz w:val="24"/>
+                <w:szCs w:val="32"/>
+              </w:rPr>
+            </w:pPr>
+            <w:r>
+              <w:rPr>
+                <w:rFonts w:ascii="宋体" w:hAnsi="宋体" w:hint="eastAsia"/>
+                <w:sz w:val="24"/>
+                <w:szCs w:val="32"/>
+              </w:rPr>
+              <w:t>Tween.js</w:t>
+            </w:r>
+          </w:p>
+        </w:tc>
+        <w:tc>
+          <w:tcPr>
+            <w:tcW w:w="2765" w:type="dxa"/>
+          </w:tcPr>
+          <w:p>
+            <w:pPr>
+              <w:widowControl/>
+              <w:tabs>
+                <w:tab w:val="left" w:pos="1200"/>
+              </w:tabs>
+              <w:spacing w:line="360" w:lineRule="auto"/>
+              <w:jc w:val="left"/>
+              <w:rPr>
+                <w:rFonts w:ascii="宋体" w:hAnsi="宋体" w:hint="eastAsia"/>
+                <w:sz w:val="24"/>
+                <w:szCs w:val="32"/>
+              </w:rPr>
+            </w:pPr>
+            <w:r>
+              <w:rPr>
+                <w:rFonts w:ascii="宋体" w:hAnsi="宋体"/>
+                <w:sz w:val="24"/>
+                <w:szCs w:val="32"/>
+              </w:rPr>
+              <w:t xml:space="preserve">latest   </w:t>
+            </w:r>
+          </w:p>
+        </w:tc>
+        <w:tc>
+          <w:tcPr>
+            <w:tcW w:w="2766" w:type="dxa"/>
+          </w:tcPr>
+          <w:p>
+            <w:pPr>
+              <w:widowControl/>
+              <w:tabs>
+                <w:tab w:val="left" w:pos="1200"/>
+              </w:tabs>
+              <w:spacing w:line="360" w:lineRule="auto"/>
+              <w:jc w:val="left"/>
+              <w:rPr>
+                <w:rFonts w:ascii="宋体" w:hAnsi="宋体" w:hint="eastAsia"/>
+                <w:sz w:val="24"/>
+                <w:szCs w:val="32"/>
+              </w:rPr>
+            </w:pPr>
+            <w:r>
+              <w:rPr>
+                <w:rFonts w:ascii="宋体" w:hAnsi="宋体" w:hint="eastAsia"/>
+                <w:sz w:val="24"/>
+                <w:szCs w:val="32"/>
+              </w:rPr>
+              <w:t>视角切换与巡游动画</w:t>
+            </w:r>
+          </w:p>
+        </w:tc>
+      </w:tr>
+      <w:tr>
+        <w:tc>
+          <w:tcPr>
+            <w:tcW w:w="2765" w:type="dxa"/>
+          </w:tcPr>
+          <w:p>
+            <w:pPr>
+              <w:widowControl/>
+              <w:tabs>
+                <w:tab w:val="left" w:pos="1200"/>
+              </w:tabs>
+              <w:spacing w:line="360" w:lineRule="auto"/>
+              <w:jc w:val="left"/>
+              <w:rPr>
+                <w:rFonts w:ascii="宋体" w:hAnsi="宋体" w:hint="eastAsia"/>
+                <w:sz w:val="24"/>
+                <w:szCs w:val="32"/>
+              </w:rPr>
+            </w:pPr>
+            <w:r>
+              <w:rPr>
+                <w:rFonts w:ascii="宋体" w:hAnsi="宋体"/>
+                <w:sz w:val="24"/>
+                <w:szCs w:val="32"/>
+              </w:rPr>
+              <w:t xml:space="preserve">OrbitControls  </w:t>
+            </w:r>
+          </w:p>
+        </w:tc>
+        <w:tc>
+          <w:tcPr>
+            <w:tcW w:w="2765" w:type="dxa"/>
+          </w:tcPr>
+          <w:p>
+            <w:pPr>
+              <w:widowControl/>
+              <w:tabs>
+                <w:tab w:val="left" w:pos="1200"/>
+              </w:tabs>
+              <w:spacing w:line="360" w:lineRule="auto"/>
+              <w:jc w:val="left"/>
+              <w:rPr>
+                <w:rFonts w:ascii="宋体" w:hAnsi="宋体" w:hint="eastAsia"/>
+                <w:sz w:val="24"/>
+                <w:szCs w:val="32"/>
+              </w:rPr>
+            </w:pPr>
+            <w:r>
+              <w:rPr>
+                <w:rFonts w:ascii="宋体" w:hAnsi="宋体"/>
+                <w:sz w:val="24"/>
+                <w:szCs w:val="32"/>
+              </w:rPr>
+              <w:t>Three.js addons</w:t>
+            </w:r>
+          </w:p>
+        </w:tc>
+        <w:tc>
+          <w:tcPr>
+            <w:tcW w:w="2766" w:type="dxa"/>
+          </w:tcPr>
+          <w:p>
+            <w:pPr>
+              <w:widowControl/>
+              <w:tabs>
+                <w:tab w:val="left" w:pos="1200"/>
+              </w:tabs>
+              <w:spacing w:line="360" w:lineRule="auto"/>
+              <w:jc w:val="left"/>
+              <w:rPr>
+                <w:rFonts w:ascii="宋体" w:hAnsi="宋体" w:hint="eastAsia"/>
+                <w:sz w:val="24"/>
+                <w:szCs w:val="32"/>
+              </w:rPr>
+            </w:pPr>
+            <w:r>
+              <w:rPr>
+                <w:rFonts w:ascii="宋体" w:hAnsi="宋体" w:hint="eastAsia"/>
+                <w:sz w:val="24"/>
+                <w:szCs w:val="32"/>
+              </w:rPr>
+              <w:t>鼠标交互控制</w:t>
+            </w:r>
+          </w:p>
+        </w:tc>
+      </w:tr>
+      <w:tr>
+        <w:tc>
+          <w:tcPr>
+            <w:tcW w:w="2765" w:type="dxa"/>
+          </w:tcPr>
+          <w:p>
+            <w:pPr>
+              <w:widowControl/>
+              <w:tabs>
+                <w:tab w:val="left" w:pos="1200"/>
+              </w:tabs>
+              <w:spacing w:line="360" w:lineRule="auto"/>
+              <w:jc w:val="left"/>
+              <w:rPr>
+                <w:rFonts w:ascii="宋体" w:hAnsi="宋体" w:hint="eastAsia"/>
+                <w:sz w:val="24"/>
+                <w:szCs w:val="32"/>
+              </w:rPr>
+            </w:pPr>
+            <w:r>
+              <w:rPr>
+                <w:rFonts w:ascii="宋体" w:hAnsi="宋体"/>
+                <w:sz w:val="24"/>
+                <w:szCs w:val="32"/>
+              </w:rPr>
+              <w:t xml:space="preserve">GLTFLoader    </w:t>
+            </w:r>
+          </w:p>
+        </w:tc>
+        <w:tc>
+          <w:tcPr>
+            <w:tcW w:w="2765" w:type="dxa"/>
+          </w:tcPr>
+          <w:p>
+            <w:pPr>
+              <w:widowControl/>
+              <w:tabs>
+                <w:tab w:val="left" w:pos="1200"/>
+              </w:tabs>
+              <w:spacing w:line="360" w:lineRule="auto"/>
+              <w:jc w:val="left"/>
+              <w:rPr>
+                <w:rFonts w:ascii="宋体" w:hAnsi="宋体" w:hint="eastAsia"/>
+                <w:sz w:val="24"/>
+                <w:szCs w:val="32"/>
+              </w:rPr>
+            </w:pPr>
+            <w:r>
+              <w:rPr>
+                <w:rFonts w:ascii="宋体" w:hAnsi="宋体"/>
+                <w:sz w:val="24"/>
+                <w:szCs w:val="32"/>
+              </w:rPr>
+              <w:t>Three.js addons</w:t>
+            </w:r>
+          </w:p>
+        </w:tc>
+        <w:tc>
+          <w:tcPr>
+            <w:tcW w:w="2766" w:type="dxa"/>
+          </w:tcPr>
+          <w:p>
+            <w:pPr>
+              <w:widowControl/>
+              <w:tabs>
+                <w:tab w:val="left" w:pos="1200"/>
+              </w:tabs>
+              <w:spacing w:line="360" w:lineRule="auto"/>
+              <w:jc w:val="left"/>
+              <w:rPr>
+                <w:rFonts w:ascii="宋体" w:hAnsi="宋体" w:hint="eastAsia"/>
+                <w:sz w:val="24"/>
+                <w:szCs w:val="32"/>
+              </w:rPr>
+            </w:pPr>
+            <w:r>
+              <w:rPr>
+                <w:rFonts w:ascii="宋体" w:hAnsi="宋体" w:hint="eastAsia"/>
+                <w:sz w:val="24"/>
+                <w:szCs w:val="32"/>
+              </w:rPr>
+              <w:t>GLB/GLTF 模型加载</w:t>
+            </w:r>
+          </w:p>
+        </w:tc>
+      </w:tr>
+      <w:tr>
+        <w:tc>
+          <w:tcPr>
+            <w:tcW w:w="2765" w:type="dxa"/>
+          </w:tcPr>
+          <w:p>
+            <w:pPr>
+              <w:widowControl/>
+              <w:tabs>
+                <w:tab w:val="left" w:pos="1200"/>
+              </w:tabs>
+              <w:spacing w:line="360" w:lineRule="auto"/>
+              <w:jc w:val="left"/>
+              <w:rPr>
+                <w:rFonts w:ascii="宋体" w:hAnsi="宋体" w:hint="eastAsia"/>
+                <w:sz w:val="24"/>
+                <w:szCs w:val="32"/>
+              </w:rPr>
+            </w:pPr>
+            <w:r>
+              <w:rPr>
+                <w:rFonts w:ascii="宋体" w:hAnsi="宋体" w:hint="eastAsia"/>
+                <w:sz w:val="24"/>
+                <w:szCs w:val="32"/>
+              </w:rPr>
+              <w:t>原生 HTML/CSS/JS</w:t>
+            </w:r>
+          </w:p>
+        </w:tc>
+        <w:tc>
+          <w:tcPr>
+            <w:tcW w:w="2765" w:type="dxa"/>
+          </w:tcPr>
+          <w:p>
+            <w:pPr>
+              <w:widowControl/>
+              <w:tabs>
+                <w:tab w:val="left" w:pos="1200"/>
+              </w:tabs>
+              <w:spacing w:line="360" w:lineRule="auto"/>
+              <w:jc w:val="left"/>
+              <w:rPr>
+                <w:rFonts w:ascii="宋体" w:hAnsi="宋体" w:hint="eastAsia"/>
+                <w:sz w:val="24"/>
+                <w:szCs w:val="32"/>
+              </w:rPr>
+            </w:pPr>
+            <w:r>
+              <w:rPr>
+                <w:rFonts w:ascii="宋体" w:hAnsi="宋体"/>
+                <w:sz w:val="24"/>
+                <w:szCs w:val="32"/>
+              </w:rPr>
+              <w:t xml:space="preserve">ES2020  </w:t>
+            </w:r>
+          </w:p>
+        </w:tc>
+        <w:tc>
+          <w:tcPr>
+            <w:tcW w:w="2766" w:type="dxa"/>
+          </w:tcPr>
+          <w:p>
+            <w:pPr>
+              <w:widowControl/>
+              <w:tabs>
+                <w:tab w:val="left" w:pos="1200"/>
+              </w:tabs>
+              <w:spacing w:line="360" w:lineRule="auto"/>
+              <w:jc w:val="left"/>
+              <w:rPr>
+                <w:rFonts w:ascii="宋体" w:hAnsi="宋体" w:hint="eastAsia"/>
+                <w:sz w:val="24"/>
+                <w:szCs w:val="32"/>
+              </w:rPr>
+            </w:pPr>
+            <w:r>
+              <w:rPr>
+                <w:rFonts w:ascii="宋体" w:hAnsi="宋体" w:hint="eastAsia"/>
+                <w:sz w:val="24"/>
+                <w:szCs w:val="32"/>
+              </w:rPr>
+              <w:t>UI 面板与交互逻辑</w:t>
+            </w:r>
+          </w:p>
+        </w:tc>
+      </w:tr>
+    </w:tbl>
+    <w:p>
+      <w:pPr>
+        <w:widowControl/>
+        <w:tabs>
+          <w:tab w:val="left" w:pos="1200"/>
+        </w:tabs>
+        <w:spacing w:line="360" w:lineRule="auto"/>
+        <w:ind w:firstLineChars="200" w:firstLine="480"/>
+        <w:jc w:val="left"/>
+        <w:rPr>
+          <w:rFonts w:ascii="宋体" w:hAnsi="宋体" w:hint="eastAsia"/>
+          <w:sz w:val="24"/>
+          <w:szCs w:val="32"/>
+        </w:rPr>
+      </w:pPr>
+    </w:p>
+    <w:p>
+      <w:pPr>
+        <w:widowControl/>
+        <w:spacing w:line="360" w:lineRule="auto"/>
+        <w:ind w:firstLineChars="200" w:firstLine="480"/>
+        <w:jc w:val="left"/>
+        <w:rPr>
+          <w:rFonts w:ascii="黑体" w:eastAsia="黑体" w:hAnsi="黑体" w:hint="eastAsia"/>
+          <w:sz w:val="28"/>
+          <w:szCs w:val="36"/>
+        </w:rPr>
+      </w:pPr>
+      <w:r>
+        <w:rPr>
+          <w:rFonts w:ascii="宋体" w:hAnsi="宋体" w:hint="eastAsia"/>
+          <w:sz w:val="24"/>
+          <w:szCs w:val="32"/>
+        </w:rPr>
+        <w:t xml:space="preserve">  </w:t>
+      </w:r>
+      <w:r>
+        <w:rPr>
+          <w:rFonts w:ascii="黑体" w:eastAsia="黑体" w:hAnsi="黑体" w:hint="eastAsia"/>
+          <w:sz w:val="28"/>
+          <w:szCs w:val="36"/>
+        </w:rPr>
+        <w:t>核心功能介绍</w:t>
+      </w:r>
+    </w:p>
+    <w:p>
+      <w:pPr>
+        <w:pStyle w:val="a3"/>
+        <w:widowControl/>
+        <w:spacing w:line="360" w:lineRule="auto"/>
+        <w:ind w:left="480" w:firstLineChars="0" w:firstLine="0"/>
+        <w:jc w:val="left"/>
+        <w:rPr>
+          <w:rFonts w:ascii="宋体" w:hAnsi="宋体" w:hint="eastAsia"/>
+          <w:i/>
+          <w:iCs/>
+          <w:sz w:val="24"/>
+          <w:szCs w:val="32"/>
+        </w:rPr>
+      </w:pPr>
+      <w:r>
+        <w:rPr>
+          <w:rFonts w:ascii="宋体" w:hAnsi="宋体" w:hint="eastAsia"/>
+          <w:i/>
+          <w:iCs/>
+          <w:sz w:val="24"/>
+          <w:szCs w:val="32"/>
+        </w:rPr>
+        <w:t>（</w:t>
+      </w:r>
+      <w:r>
+        <w:rPr>
+          <w:rFonts w:ascii="宋体" w:hAnsi="宋体" w:hint="eastAsia"/>
+          <w:i/>
+          <w:iCs/>
+          <w:sz w:val="24"/>
+          <w:szCs w:val="32"/>
+        </w:rPr>
+        <w:t>至少3个核心功能</w:t>
+      </w:r>
+      <w:r>
+        <w:rPr>
+          <w:rFonts w:ascii="宋体" w:hAnsi="宋体" w:hint="eastAsia"/>
+          <w:i/>
+          <w:iCs/>
+          <w:sz w:val="24"/>
+          <w:szCs w:val="32"/>
+        </w:rPr>
+        <w:t>，功能介绍、流程图等</w:t>
+      </w:r>
+      <w:r>
+        <w:rPr>
+          <w:rFonts w:ascii="宋体" w:hAnsi="宋体" w:hint="eastAsia"/>
+          <w:i/>
+          <w:iCs/>
+          <w:sz w:val="24"/>
+          <w:szCs w:val="32"/>
+        </w:rPr>
+        <w:t>）</w:t>
+      </w:r>
+    </w:p>
+    <w:p>
+      <w:pPr>
+        <w:widowControl/>
+        <w:spacing w:line="360" w:lineRule="auto"/>
+        <w:ind w:firstLineChars="200" w:firstLine="480"/>
+        <w:jc w:val="left"/>
+        <w:rPr>
+          <w:rFonts w:ascii="宋体" w:hAnsi="宋体" w:hint="eastAsia"/>
           <w:sz w:val="24"/>
           <w:szCs w:val="32"/>
         </w:rPr>
@@ -1191,8 +2254,7 @@
           <w:sz w:val="28"/>
           <w:szCs w:val="36"/>
         </w:rPr>
-        <w:lastRenderedPageBreak/>
-        <w:t>核心功能介绍</w:t>
+        <w:t>系统实现过程</w:t>
       </w:r>
     </w:p>
     <w:p>
@@ -1228,7 +2290,7 @@
           <w:sz w:val="24"/>
           <w:szCs w:val="32"/>
         </w:rPr>
-        <w:t>至少3个核心功能</w:t>
+        <w:t>提示词、</w:t>
       </w:r>
       <w:r>
         <w:rPr>
@@ -1238,7 +2300,7 @@
           <w:sz w:val="24"/>
           <w:szCs w:val="32"/>
         </w:rPr>
-        <w:t>，功能介绍、流程图等</w:t>
+        <w:t>使用AI编程工具调试</w:t>
       </w:r>
       <w:r>
         <w:rPr>
@@ -1248,67 +2310,9 @@
           <w:sz w:val="24"/>
           <w:szCs w:val="32"/>
         </w:rPr>
-        <w:t>）</w:t>
-      </w:r>
-    </w:p>
-    <w:p>
-      <w:pPr>
-        <w:widowControl/>
-        <w:spacing w:line="360" w:lineRule="auto"/>
-        <w:ind w:firstLineChars="200" w:firstLine="480"/>
-        <w:jc w:val="left"/>
-        <w:rPr>
-          <w:rFonts w:ascii="宋体" w:hAnsi="宋体" w:hint="eastAsia"/>
-          <w:sz w:val="24"/>
-          <w:szCs w:val="32"/>
-        </w:rPr>
-      </w:pPr>
-    </w:p>
-    <w:p>
-      <w:pPr>
-        <w:widowControl/>
-        <w:spacing w:line="360" w:lineRule="auto"/>
-        <w:ind w:firstLineChars="200" w:firstLine="480"/>
-        <w:jc w:val="left"/>
-        <w:rPr>
-          <w:rFonts w:ascii="宋体" w:hAnsi="宋体" w:hint="eastAsia"/>
-          <w:sz w:val="24"/>
-          <w:szCs w:val="32"/>
-        </w:rPr>
-      </w:pPr>
-    </w:p>
-    <w:p>
-      <w:pPr>
-        <w:pStyle w:val="a3"/>
-        <w:widowControl/>
-        <w:numPr>
-          <w:ilvl w:val="0"/>
-          <w:numId w:val="4"/>
-        </w:numPr>
-        <w:ind w:firstLineChars="0"/>
-        <w:jc w:val="left"/>
-        <w:rPr>
-          <w:rFonts w:ascii="黑体" w:eastAsia="黑体" w:hAnsi="黑体" w:hint="eastAsia"/>
-          <w:sz w:val="28"/>
-          <w:szCs w:val="36"/>
-        </w:rPr>
-      </w:pPr>
-      <w:r>
-        <w:rPr>
-          <w:rFonts w:ascii="黑体" w:eastAsia="黑体" w:hAnsi="黑体" w:hint="eastAsia"/>
-          <w:sz w:val="28"/>
-          <w:szCs w:val="36"/>
-        </w:rPr>
-        <w:t>系统实现过程</w:t>
-      </w:r>
-    </w:p>
-    <w:p>
-      <w:pPr>
-        <w:pStyle w:val="a3"/>
-        <w:widowControl/>
-        <w:spacing w:line="360" w:lineRule="auto"/>
-        <w:ind w:left="480" w:firstLineChars="0" w:firstLine="0"/>
-        <w:jc w:val="left"/>
+        <w:t>过程</w:t>
+      </w:r>
+      <w:r>
         <w:rPr>
           <w:rFonts w:ascii="宋体" w:hAnsi="宋体" w:hint="eastAsia"/>
           <w:i/>
@@ -1316,7 +2320,8 @@
           <w:sz w:val="24"/>
           <w:szCs w:val="32"/>
         </w:rPr>
-      </w:pPr>
+        <w:t>、AI生成3D模型等</w:t>
+      </w:r>
       <w:r>
         <w:rPr>
           <w:rFonts w:ascii="宋体" w:hAnsi="宋体" w:hint="eastAsia"/>
@@ -1325,56 +2330,6 @@
           <w:sz w:val="24"/>
           <w:szCs w:val="32"/>
         </w:rPr>
-        <w:t>（</w:t>
-      </w:r>
-      <w:r>
-        <w:rPr>
-          <w:rFonts w:ascii="宋体" w:hAnsi="宋体" w:hint="eastAsia"/>
-          <w:i/>
-          <w:iCs/>
-          <w:sz w:val="24"/>
-          <w:szCs w:val="32"/>
-        </w:rPr>
-        <w:t>提示词、</w:t>
-      </w:r>
-      <w:r>
-        <w:rPr>
-          <w:rFonts w:ascii="宋体" w:hAnsi="宋体" w:hint="eastAsia"/>
-          <w:i/>
-          <w:iCs/>
-          <w:sz w:val="24"/>
-          <w:szCs w:val="32"/>
-        </w:rPr>
-        <w:t>使用AI编程工具调试</w:t>
-      </w:r>
-      <w:r>
-        <w:rPr>
-          <w:rFonts w:ascii="宋体" w:hAnsi="宋体" w:hint="eastAsia"/>
-          <w:i/>
-          <w:iCs/>
-          <w:sz w:val="24"/>
-          <w:szCs w:val="32"/>
-        </w:rPr>
-        <w:t>过程</w:t>
-      </w:r>
-      <w:r>
-        <w:rPr>
-          <w:rFonts w:ascii="宋体" w:hAnsi="宋体" w:hint="eastAsia"/>
-          <w:i/>
-          <w:iCs/>
-          <w:sz w:val="24"/>
-          <w:szCs w:val="32"/>
-        </w:rPr>
-        <w:t>、AI生成3D模型等</w:t>
-      </w:r>
-      <w:r>
-        <w:rPr>
-          <w:rFonts w:ascii="宋体" w:hAnsi="宋体" w:hint="eastAsia"/>
-          <w:i/>
-          <w:iCs/>
-          <w:sz w:val="24"/>
-          <w:szCs w:val="32"/>
-        </w:rPr>
         <w:t>）</w:t>
       </w:r>
     </w:p>
@@ -1393,6 +2348,7 @@
       <w:r>
         <w:rPr>
           <w:rFonts w:ascii="宋体" w:hAnsi="宋体"/>
+          <w:noProof/>
           <w:sz w:val="24"/>
           <w:szCs w:val="32"/>
         </w:rPr>
@@ -1440,17 +2396,19 @@
         <w:ind w:firstLineChars="200" w:firstLine="480"/>
         <w:jc w:val="left"/>
         <w:rPr>
+          <w:rFonts w:ascii="宋体" w:hAnsi="宋体" w:hint="eastAsia"/>
+          <w:sz w:val="24"/>
+          <w:szCs w:val="32"/>
+        </w:rPr>
+      </w:pPr>
+      <w:r>
+        <w:rPr>
           <w:rFonts w:ascii="宋体" w:hAnsi="宋体"/>
-          <w:sz w:val="24"/>
-          <w:szCs w:val="32"/>
-        </w:rPr>
-      </w:pPr>
-      <w:r>
-        <w:rPr>
-          <w:rFonts w:ascii="宋体" w:hAnsi="宋体"/>
-          <w:sz w:val="24"/>
-          <w:szCs w:val="32"/>
-        </w:rPr>
+          <w:noProof/>
+          <w:sz w:val="24"/>
+          <w:szCs w:val="32"/>
+        </w:rPr>
+        <w:lastRenderedPageBreak/>
         <w:drawing>
           <wp:inline distT="0" distB="0" distL="0" distR="0" wp14:anchorId="59959B66" wp14:editId="13E04DFE">
             <wp:extent cx="5274310" cy="4568190"/>
@@ -1503,6 +2461,7 @@
       <w:r>
         <w:rPr>
           <w:rFonts w:ascii="宋体" w:hAnsi="宋体"/>
+          <w:noProof/>
           <w:sz w:val="24"/>
           <w:szCs w:val="32"/>
         </w:rPr>
@@ -1550,27 +2509,28 @@
         <w:ind w:firstLineChars="200" w:firstLine="480"/>
         <w:jc w:val="left"/>
         <w:rPr>
+          <w:rFonts w:ascii="宋体" w:hAnsi="宋体" w:hint="eastAsia"/>
+          <w:sz w:val="24"/>
+          <w:szCs w:val="32"/>
+        </w:rPr>
+      </w:pPr>
+    </w:p>
+    <w:p>
+      <w:pPr>
+        <w:widowControl/>
+        <w:spacing w:line="360" w:lineRule="auto"/>
+        <w:ind w:firstLineChars="200" w:firstLine="480"/>
+        <w:jc w:val="left"/>
+        <w:rPr>
+          <w:rFonts w:ascii="宋体" w:hAnsi="宋体" w:hint="eastAsia"/>
+          <w:sz w:val="24"/>
+          <w:szCs w:val="32"/>
+        </w:rPr>
+      </w:pPr>
+      <w:r>
+        <w:rPr>
           <w:rFonts w:ascii="宋体" w:hAnsi="宋体"/>
-          <w:sz w:val="24"/>
-          <w:szCs w:val="32"/>
-        </w:rPr>
-      </w:pPr>
-    </w:p>
-    <w:p>
-      <w:pPr>
-        <w:widowControl/>
-        <w:spacing w:line="360" w:lineRule="auto"/>
-        <w:ind w:firstLineChars="200" w:firstLine="480"/>
-        <w:jc w:val="left"/>
-        <w:rPr>
-          <w:rFonts w:ascii="宋体" w:hAnsi="宋体"/>
-          <w:sz w:val="24"/>
-          <w:szCs w:val="32"/>
-        </w:rPr>
-      </w:pPr>
-      <w:r>
-        <w:rPr>
-          <w:rFonts w:ascii="宋体" w:hAnsi="宋体"/>
+          <w:noProof/>
           <w:sz w:val="24"/>
           <w:szCs w:val="32"/>
         </w:rPr>
@@ -1627,6 +2587,7 @@
       <w:r>
         <w:rPr>
           <w:rFonts w:ascii="宋体" w:hAnsi="宋体"/>
+          <w:noProof/>
           <w:sz w:val="24"/>
           <w:szCs w:val="32"/>
         </w:rPr>
@@ -1674,14 +2635,15 @@
         <w:ind w:firstLineChars="200" w:firstLine="480"/>
         <w:jc w:val="left"/>
         <w:rPr>
-          <w:rFonts w:ascii="宋体" w:hAnsi="宋体" w:hint="eastAsia"/>
-          <w:sz w:val="24"/>
-          <w:szCs w:val="32"/>
-        </w:rPr>
-      </w:pPr>
-      <w:r>
-        <w:rPr>
           <w:rFonts w:ascii="宋体" w:hAnsi="宋体"/>
+          <w:sz w:val="24"/>
+          <w:szCs w:val="32"/>
+        </w:rPr>
+      </w:pPr>
+      <w:r>
+        <w:rPr>
+          <w:rFonts w:ascii="宋体" w:hAnsi="宋体"/>
+          <w:noProof/>
           <w:sz w:val="24"/>
           <w:szCs w:val="32"/>
         </w:rPr>
@@ -1724,6 +2686,193 @@
     </w:p>
     <w:p>
       <w:pPr>
+        <w:widowControl/>
+        <w:spacing w:line="360" w:lineRule="auto"/>
+        <w:ind w:firstLineChars="200" w:firstLine="480"/>
+        <w:jc w:val="left"/>
+        <w:rPr>
+          <w:rFonts w:ascii="宋体" w:hAnsi="宋体"/>
+          <w:sz w:val="24"/>
+          <w:szCs w:val="32"/>
+        </w:rPr>
+      </w:pPr>
+      <w:r>
+        <w:rPr>
+          <w:rFonts w:ascii="宋体" w:hAnsi="宋体" w:hint="eastAsia"/>
+          <w:sz w:val="24"/>
+          <w:szCs w:val="32"/>
+        </w:rPr>
+        <w:lastRenderedPageBreak/>
+        <w:t>AI生成3d模型</w:t>
+      </w:r>
+    </w:p>
+    <w:p>
+      <w:pPr>
+        <w:widowControl/>
+        <w:spacing w:line="360" w:lineRule="auto"/>
+        <w:ind w:firstLineChars="200" w:firstLine="480"/>
+        <w:jc w:val="left"/>
+        <w:rPr>
+          <w:rFonts w:ascii="宋体" w:hAnsi="宋体" w:hint="eastAsia"/>
+          <w:sz w:val="24"/>
+          <w:szCs w:val="32"/>
+        </w:rPr>
+      </w:pPr>
+      <w:r>
+        <w:rPr>
+          <w:rFonts w:ascii="宋体" w:hAnsi="宋体"/>
+          <w:sz w:val="24"/>
+          <w:szCs w:val="32"/>
+        </w:rPr>
+        <w:drawing>
+          <wp:inline distT="0" distB="0" distL="0" distR="0" wp14:anchorId="1D524235" wp14:editId="1AE32A14">
+            <wp:extent cx="5274310" cy="3348990"/>
+            <wp:effectExtent l="0" t="0" r="2540" b="3810"/>
+            <wp:docPr id="1044872209" name="图片 1"/>
+            <wp:cNvGraphicFramePr>
+              <a:graphicFrameLocks xmlns:a="http://schemas.openxmlformats.org/drawingml/2006/main" noChangeAspect="1"/>
+            </wp:cNvGraphicFramePr>
+            <a:graphic xmlns:a="http://schemas.openxmlformats.org/drawingml/2006/main">
+              <a:graphicData uri="http://schemas.openxmlformats.org/drawingml/2006/picture">
+                <pic:pic xmlns:pic="http://schemas.openxmlformats.org/drawingml/2006/picture">
+                  <pic:nvPicPr>
+                    <pic:cNvPr id="1044872209" name=""/>
+                    <pic:cNvPicPr/>
+                  </pic:nvPicPr>
+                  <pic:blipFill>
+                    <a:blip r:embed="rId13"/>
+                    <a:stretch>
+                      <a:fillRect/>
+                    </a:stretch>
+                  </pic:blipFill>
+                  <pic:spPr>
+                    <a:xfrm>
+                      <a:off x="0" y="0"/>
+                      <a:ext cx="5274310" cy="3348990"/>
+                    </a:xfrm>
+                    <a:prstGeom prst="rect">
+                      <a:avLst/>
+                    </a:prstGeom>
+                  </pic:spPr>
+                </pic:pic>
+              </a:graphicData>
+            </a:graphic>
+          </wp:inline>
+        </w:drawing>
+      </w:r>
+    </w:p>
+    <w:p>
+      <w:pPr>
+        <w:widowControl/>
+        <w:spacing w:line="360" w:lineRule="auto"/>
+        <w:ind w:firstLineChars="200" w:firstLine="480"/>
+        <w:jc w:val="left"/>
+        <w:rPr>
+          <w:rFonts w:ascii="宋体" w:hAnsi="宋体"/>
+          <w:sz w:val="24"/>
+          <w:szCs w:val="32"/>
+        </w:rPr>
+      </w:pPr>
+      <w:r>
+        <w:rPr>
+          <w:rFonts w:ascii="宋体" w:hAnsi="宋体"/>
+          <w:sz w:val="24"/>
+          <w:szCs w:val="32"/>
+        </w:rPr>
+        <w:drawing>
+          <wp:inline distT="0" distB="0" distL="0" distR="0" wp14:anchorId="4B3D30E1" wp14:editId="6A3A6595">
+            <wp:extent cx="5274310" cy="692785"/>
+            <wp:effectExtent l="0" t="0" r="2540" b="0"/>
+            <wp:docPr id="1820887260" name="图片 1"/>
+            <wp:cNvGraphicFramePr>
+              <a:graphicFrameLocks xmlns:a="http://schemas.openxmlformats.org/drawingml/2006/main" noChangeAspect="1"/>
+            </wp:cNvGraphicFramePr>
+            <a:graphic xmlns:a="http://schemas.openxmlformats.org/drawingml/2006/main">
+              <a:graphicData uri="http://schemas.openxmlformats.org/drawingml/2006/picture">
+                <pic:pic xmlns:pic="http://schemas.openxmlformats.org/drawingml/2006/picture">
+                  <pic:nvPicPr>
+                    <pic:cNvPr id="1820887260" name=""/>
+                    <pic:cNvPicPr/>
+                  </pic:nvPicPr>
+                  <pic:blipFill>
+                    <a:blip r:embed="rId14"/>
+                    <a:stretch>
+                      <a:fillRect/>
+                    </a:stretch>
+                  </pic:blipFill>
+                  <pic:spPr>
+                    <a:xfrm>
+                      <a:off x="0" y="0"/>
+                      <a:ext cx="5274310" cy="692785"/>
+                    </a:xfrm>
+                    <a:prstGeom prst="rect">
+                      <a:avLst/>
+                    </a:prstGeom>
+                  </pic:spPr>
+                </pic:pic>
+              </a:graphicData>
+            </a:graphic>
+          </wp:inline>
+        </w:drawing>
+      </w:r>
+    </w:p>
+    <w:p>
+      <w:pPr>
+        <w:widowControl/>
+        <w:spacing w:line="360" w:lineRule="auto"/>
+        <w:ind w:firstLineChars="200" w:firstLine="480"/>
+        <w:jc w:val="left"/>
+        <w:rPr>
+          <w:rFonts w:ascii="宋体" w:hAnsi="宋体" w:hint="eastAsia"/>
+          <w:sz w:val="24"/>
+          <w:szCs w:val="32"/>
+        </w:rPr>
+      </w:pPr>
+      <w:r>
+        <w:rPr>
+          <w:rFonts w:ascii="宋体" w:hAnsi="宋体"/>
+          <w:sz w:val="24"/>
+          <w:szCs w:val="32"/>
+        </w:rPr>
+        <w:drawing>
+          <wp:inline distT="0" distB="0" distL="0" distR="0" wp14:anchorId="316CCF15" wp14:editId="235EC533">
+            <wp:extent cx="5274310" cy="2484755"/>
+            <wp:effectExtent l="0" t="0" r="2540" b="0"/>
+            <wp:docPr id="2124761976" name="图片 1"/>
+            <wp:cNvGraphicFramePr>
+              <a:graphicFrameLocks xmlns:a="http://schemas.openxmlformats.org/drawingml/2006/main" noChangeAspect="1"/>
+            </wp:cNvGraphicFramePr>
+            <a:graphic xmlns:a="http://schemas.openxmlformats.org/drawingml/2006/main">
+              <a:graphicData uri="http://schemas.openxmlformats.org/drawingml/2006/picture">
+                <pic:pic xmlns:pic="http://schemas.openxmlformats.org/drawingml/2006/picture">
+                  <pic:nvPicPr>
+                    <pic:cNvPr id="2124761976" name=""/>
+                    <pic:cNvPicPr/>
+                  </pic:nvPicPr>
+                  <pic:blipFill>
+                    <a:blip r:embed="rId15"/>
+                    <a:stretch>
+                      <a:fillRect/>
+                    </a:stretch>
+                  </pic:blipFill>
+                  <pic:spPr>
+                    <a:xfrm>
+                      <a:off x="0" y="0"/>
+                      <a:ext cx="5274310" cy="2484755"/>
+                    </a:xfrm>
+                    <a:prstGeom prst="rect">
+                      <a:avLst/>
+                    </a:prstGeom>
+                  </pic:spPr>
+                </pic:pic>
+              </a:graphicData>
+            </a:graphic>
+          </wp:inline>
+        </w:drawing>
+      </w:r>
+    </w:p>
+    <w:p>
+      <w:pPr>
         <w:pStyle w:val="a3"/>
         <w:widowControl/>
         <w:numPr>
@@ -1744,7 +2893,6 @@
           <w:sz w:val="28"/>
           <w:szCs w:val="36"/>
         </w:rPr>
-        <w:lastRenderedPageBreak/>
         <w:t>实现效果</w:t>
       </w:r>
     </w:p>
@@ -1855,6 +3003,7 @@
           <w:sz w:val="28"/>
           <w:szCs w:val="36"/>
         </w:rPr>
+        <w:lastRenderedPageBreak/>
         <w:t>项目版本管理</w:t>
       </w:r>
     </w:p>
@@ -1924,29 +3073,7 @@
           <w:sz w:val="24"/>
           <w:szCs w:val="32"/>
         </w:rPr>
-        <w:t>GitHub/</w:t>
-      </w:r>
-      <w:proofErr w:type="spellStart"/>
-      <w:r>
-        <w:rPr>
-          <w:rFonts w:ascii="宋体" w:hAnsi="宋体" w:hint="eastAsia"/>
-          <w:b/>
-          <w:bCs/>
-          <w:sz w:val="24"/>
-          <w:szCs w:val="32"/>
-        </w:rPr>
-        <w:t>Gitee</w:t>
-      </w:r>
-      <w:proofErr w:type="spellEnd"/>
-      <w:r>
-        <w:rPr>
-          <w:rFonts w:ascii="宋体" w:hAnsi="宋体" w:hint="eastAsia"/>
-          <w:b/>
-          <w:bCs/>
-          <w:sz w:val="24"/>
-          <w:szCs w:val="32"/>
-        </w:rPr>
-        <w:t>项目仓库地址</w:t>
+        <w:t>GitHub/Gitee项目仓库地址</w:t>
       </w:r>
       <w:r>
         <w:rPr>
@@ -1969,6 +3096,14 @@
           <w:szCs w:val="32"/>
         </w:rPr>
       </w:pPr>
+      <w:r>
+        <w:rPr>
+          <w:rFonts w:ascii="宋体" w:hAnsi="宋体"/>
+          <w:sz w:val="24"/>
+          <w:szCs w:val="32"/>
+        </w:rPr>
+        <w:t>https://github.com/abdes6/digital-campus</w:t>
+      </w:r>
     </w:p>
     <w:p>
       <w:pPr>
@@ -2069,14 +3204,149 @@
         <w:pStyle w:val="a3"/>
         <w:widowControl/>
         <w:spacing w:line="360" w:lineRule="auto"/>
-        <w:ind w:left="480" w:firstLineChars="0" w:firstLine="0"/>
-        <w:jc w:val="left"/>
-        <w:rPr>
-          <w:rFonts w:ascii="宋体" w:hAnsi="宋体" w:hint="eastAsia"/>
-          <w:sz w:val="24"/>
-          <w:szCs w:val="32"/>
-        </w:rPr>
-      </w:pPr>
+        <w:ind w:left="480" w:firstLine="480"/>
+        <w:jc w:val="left"/>
+        <w:rPr>
+          <w:rFonts w:ascii="宋体" w:hAnsi="宋体"/>
+          <w:sz w:val="24"/>
+          <w:szCs w:val="32"/>
+        </w:rPr>
+      </w:pPr>
+      <w:r>
+        <w:rPr>
+          <w:rFonts w:ascii="宋体" w:hAnsi="宋体" w:hint="eastAsia"/>
+          <w:sz w:val="24"/>
+          <w:szCs w:val="32"/>
+        </w:rPr>
+        <w:t>陶姝伢：</w:t>
+      </w:r>
+      <w:hyperlink r:id="rId16" w:tooltip="初始提交：数字孪生校园交互系统&#10;&#10;- 三维校园场景（建筑、道路、植被三类对象）&#10;- 透视/鸟瞰/正面三视角切换（Tween.js动画）&#10;- 鼠标交互控制（旋转、缩放、平移）&#10;- 点击对象显示信息面板&#10;- 图层显示切换&#10;- 场景巡游动画&#10;&#10;Co-Authored-By: Claude Sonnet 4.6 &lt;noreply@anthropic.com&gt;" w:history="1">
+        <w:r>
+          <w:rPr>
+            <w:rStyle w:val="a9"/>
+            <w:rFonts w:ascii="宋体" w:hAnsi="宋体"/>
+            <w:sz w:val="24"/>
+            <w:szCs w:val="32"/>
+          </w:rPr>
+          <w:t>初始提交：数字孪生校园交互系统</w:t>
+        </w:r>
+      </w:hyperlink>
+    </w:p>
+    <w:p>
+      <w:pPr>
+        <w:pStyle w:val="a3"/>
+        <w:spacing w:line="360" w:lineRule="auto"/>
+        <w:ind w:left="480" w:firstLine="480"/>
+        <w:rPr>
+          <w:rFonts w:ascii="宋体" w:hAnsi="宋体"/>
+          <w:sz w:val="24"/>
+          <w:szCs w:val="32"/>
+        </w:rPr>
+      </w:pPr>
+      <w:r>
+        <w:rPr>
+          <w:rFonts w:ascii="宋体" w:hAnsi="宋体"/>
+          <w:sz w:val="24"/>
+          <w:szCs w:val="32"/>
+        </w:rPr>
+        <w:t>- 三维校园场景（建筑、道路、植被三类对象） - 透视/鸟瞰/正面三视角切换（Tween.js动画） - 鼠标交互控制（旋转、缩放、平移） - 点击对象显示信息面板 - 图层显示切换 - 场景巡游动画</w:t>
+      </w:r>
+    </w:p>
+    <w:p>
+      <w:pPr>
+        <w:pStyle w:val="a3"/>
+        <w:spacing w:line="360" w:lineRule="auto"/>
+        <w:ind w:left="480" w:firstLine="480"/>
+        <w:rPr>
+          <w:rFonts w:ascii="宋体" w:hAnsi="宋体"/>
+          <w:sz w:val="24"/>
+          <w:szCs w:val="32"/>
+        </w:rPr>
+      </w:pPr>
+      <w:r>
+        <w:rPr>
+          <w:rFonts w:ascii="宋体" w:hAnsi="宋体" w:hint="eastAsia"/>
+          <w:sz w:val="24"/>
+          <w:szCs w:val="32"/>
+        </w:rPr>
+        <w:t>陶姝伢：</w:t>
+      </w:r>
+      <w:r>
+        <w:rPr>
+          <w:rFonts w:ascii="宋体" w:hAnsi="宋体"/>
+          <w:sz w:val="24"/>
+          <w:szCs w:val="32"/>
+        </w:rPr>
+        <w:t>修复视角切换功能：改用 requestAnimationFrame 插值动画</w:t>
+      </w:r>
+    </w:p>
+    <w:p>
+      <w:pPr>
+        <w:pStyle w:val="a3"/>
+        <w:spacing w:line="360" w:lineRule="auto"/>
+        <w:ind w:left="480" w:firstLine="480"/>
+        <w:rPr>
+          <w:rFonts w:ascii="宋体" w:hAnsi="宋体"/>
+          <w:sz w:val="24"/>
+          <w:szCs w:val="32"/>
+        </w:rPr>
+      </w:pPr>
+      <w:r>
+        <w:rPr>
+          <w:rFonts w:ascii="宋体" w:hAnsi="宋体"/>
+          <w:sz w:val="24"/>
+          <w:szCs w:val="32"/>
+        </w:rPr>
+        <w:t>- 移除 camera.js 和 animation.js 中独立的 TWEEN 导入（多实例导致动画不执行） - switchView 改用原生 requestAnimationFrame + cubic easeInOut 插值 - 修复鸟瞰视角极角限制问题 - canvas z-index 修复确保 HUD 按钮可点击</w:t>
+      </w:r>
+    </w:p>
+    <w:p>
+      <w:pPr>
+        <w:pStyle w:val="a3"/>
+        <w:spacing w:line="360" w:lineRule="auto"/>
+        <w:ind w:left="480" w:firstLine="480"/>
+        <w:rPr>
+          <w:rFonts w:ascii="宋体" w:hAnsi="宋体"/>
+          <w:sz w:val="24"/>
+          <w:szCs w:val="32"/>
+        </w:rPr>
+      </w:pPr>
+      <w:r>
+        <w:rPr>
+          <w:rFonts w:ascii="宋体" w:hAnsi="宋体" w:hint="eastAsia"/>
+          <w:sz w:val="24"/>
+          <w:szCs w:val="32"/>
+        </w:rPr>
+        <w:t>陶姝伢：</w:t>
+      </w:r>
+      <w:r>
+        <w:rPr>
+          <w:rFonts w:ascii="宋体" w:hAnsi="宋体"/>
+          <w:sz w:val="24"/>
+          <w:szCs w:val="32"/>
+        </w:rPr>
+        <w:t>重新布局校园场景：图书馆居中，导入GLB模型</w:t>
+      </w:r>
+    </w:p>
+    <w:p>
+      <w:pPr>
+        <w:pStyle w:val="a3"/>
+        <w:spacing w:line="360" w:lineRule="auto"/>
+        <w:ind w:left="480" w:firstLine="480"/>
+        <w:rPr>
+          <w:rFonts w:ascii="宋体" w:hAnsi="宋体" w:hint="eastAsia"/>
+          <w:sz w:val="24"/>
+          <w:szCs w:val="32"/>
+        </w:rPr>
+      </w:pPr>
+      <w:r>
+        <w:rPr>
+          <w:rFonts w:ascii="宋体" w:hAnsi="宋体"/>
+          <w:sz w:val="24"/>
+          <w:szCs w:val="32"/>
+        </w:rPr>
+        <w:t>- 加载 library.glb 替换图书馆几何体，放置于场景中央 - 其余建筑（教学楼A/B、行政楼、体育馆、宿舍）重新布局四周，间距充足 - 扩展道路网络匹配新建筑位置 - 修复 TWEEN 多实例问题，视角切换改用 requestAnimationFrame</w:t>
+      </w:r>
     </w:p>
     <w:p>
       <w:pPr>
@@ -2920,10 +4190,33 @@
       <w14:ligatures w14:val="none"/>
     </w:rPr>
   </w:style>
+  <w:style w:type="paragraph" w:styleId="4">
+    <w:name w:val="heading 4"/>
+    <w:basedOn w:val="a"/>
+    <w:next w:val="a"/>
+    <w:link w:val="40"/>
+    <w:uiPriority w:val="9"/>
+    <w:semiHidden/>
+    <w:unhideWhenUsed/>
+    <w:qFormat/>
+    <w:rsid w:val="00B24369"/>
+    <w:pPr>
+      <w:keepNext/>
+      <w:keepLines/>
+      <w:spacing w:before="280" w:after="290" w:line="376" w:lineRule="auto"/>
+      <w:outlineLvl w:val="3"/>
+    </w:pPr>
+    <w:rPr>
+      <w:rFonts w:asciiTheme="majorHAnsi" w:eastAsiaTheme="majorEastAsia" w:hAnsiTheme="majorHAnsi" w:cstheme="majorBidi"/>
+      <w:b/>
+      <w:bCs/>
+      <w:sz w:val="28"/>
+      <w:szCs w:val="28"/>
+    </w:rPr>
+  </w:style>
   <w:style w:type="character" w:default="1" w:styleId="a0">
     <w:name w:val="Default Paragraph Font"/>
     <w:uiPriority w:val="1"/>
-    <w:semiHidden/>
     <w:unhideWhenUsed/>
   </w:style>
   <w:style w:type="table" w:default="1" w:styleId="a1">
@@ -3037,6 +4330,45 @@
       <w:sz w:val="18"/>
       <w:szCs w:val="18"/>
       <w14:ligatures w14:val="none"/>
+    </w:rPr>
+  </w:style>
+  <w:style w:type="character" w:customStyle="1" w:styleId="40">
+    <w:name w:val="标题 4 字符"/>
+    <w:basedOn w:val="a0"/>
+    <w:link w:val="4"/>
+    <w:uiPriority w:val="9"/>
+    <w:semiHidden/>
+    <w:rsid w:val="00B24369"/>
+    <w:rPr>
+      <w:rFonts w:asciiTheme="majorHAnsi" w:eastAsiaTheme="majorEastAsia" w:hAnsiTheme="majorHAnsi" w:cstheme="majorBidi"/>
+      <w:b/>
+      <w:bCs/>
+      <w:sz w:val="28"/>
+      <w:szCs w:val="28"/>
+      <w14:ligatures w14:val="none"/>
+    </w:rPr>
+  </w:style>
+  <w:style w:type="character" w:styleId="a9">
+    <w:name w:val="Hyperlink"/>
+    <w:basedOn w:val="a0"/>
+    <w:uiPriority w:val="99"/>
+    <w:unhideWhenUsed/>
+    <w:rsid w:val="00B24369"/>
+    <w:rPr>
+      <w:color w:val="0563C1" w:themeColor="hyperlink"/>
+      <w:u w:val="single"/>
+    </w:rPr>
+  </w:style>
+  <w:style w:type="character" w:styleId="aa">
+    <w:name w:val="Unresolved Mention"/>
+    <w:basedOn w:val="a0"/>
+    <w:uiPriority w:val="99"/>
+    <w:semiHidden/>
+    <w:unhideWhenUsed/>
+    <w:rsid w:val="00B24369"/>
+    <w:rPr>
+      <w:color w:val="605E5C"/>
+      <w:shd w:val="clear" w:color="auto" w:fill="E1DFDD"/>
     </w:rPr>
   </w:style>
 </w:styles>
